--- a/docs/README_VI.docx
+++ b/docs/README_VI.docx
@@ -28,7 +28,7 @@
         </w:p>
       </w:sdtContent>
     </w:sdt>
-    <w:bookmarkStart w:id="13" w:name="Xf388394f8e90b0919be1d7246364ec63f8c2df2"/>
+    <w:bookmarkStart w:id="14" w:name="Xf388394f8e90b0919be1d7246364ec63f8c2df2"/>
     <w:p>
       <w:pPr>
         <w:pStyle w:val="Heading1"/>
@@ -950,13 +950,307 @@
       </w:tr>
     </w:tbl>
     <w:bookmarkEnd w:id="11"/>
-    <w:bookmarkStart w:id="12" w:name="tái-tạo-toàn-bộ"/>
+    <w:bookmarkStart w:id="12" w:name="dữ-liệu-train-test"/>
     <w:p>
       <w:pPr>
         <w:pStyle w:val="Heading2"/>
       </w:pPr>
       <w:r>
-        <w:t xml:space="preserve">Tái tạo toàn bộ</w:t>
+        <w:t xml:space="preserve">Dữ liệu train / test</w:t>
+      </w:r>
+    </w:p>
+    <w:p>
+      <w:pPr>
+        <w:pStyle w:val="FirstParagraph"/>
+      </w:pPr>
+      <w:r>
+        <w:t xml:space="preserve">Phép phân chia được định nghĩa</w:t>
+      </w:r>
+      <w:r>
+        <w:t xml:space="preserve"> </w:t>
+      </w:r>
+      <w:r>
+        <w:rPr>
+          <w:b/>
+          <w:bCs/>
+        </w:rPr>
+        <w:t xml:space="preserve">một lần</w:t>
+      </w:r>
+      <w:r>
+        <w:t xml:space="preserve"> </w:t>
+      </w:r>
+      <w:r>
+        <w:t xml:space="preserve">ở cấp sinh viên —</w:t>
+      </w:r>
+      <w:r>
+        <w:t xml:space="preserve"> </w:t>
+      </w:r>
+      <w:r>
+        <w:rPr>
+          <w:b/>
+          <w:bCs/>
+        </w:rPr>
+        <w:t xml:space="preserve">tập kiểm tra 20% cố định</w:t>
+      </w:r>
+      <w:r>
+        <w:t xml:space="preserve"> </w:t>
+      </w:r>
+      <w:r>
+        <w:t xml:space="preserve">theo</w:t>
+      </w:r>
+      <w:r>
+        <w:t xml:space="preserve"> </w:t>
+      </w:r>
+      <w:r>
+        <w:rPr>
+          <w:rStyle w:val="VerbatimChar"/>
+        </w:rPr>
+        <w:t xml:space="preserve">id_student</w:t>
+      </w:r>
+      <w:r>
+        <w:t xml:space="preserve"> </w:t>
+      </w:r>
+      <w:r>
+        <w:t xml:space="preserve">(phân tầng theo</w:t>
+      </w:r>
+      <w:r>
+        <w:t xml:space="preserve"> </w:t>
+      </w:r>
+      <w:r>
+        <w:rPr>
+          <w:rStyle w:val="VerbatimChar"/>
+        </w:rPr>
+        <w:t xml:space="preserve">at_risk</w:t>
+      </w:r>
+      <w:r>
+        <w:t xml:space="preserve">, seed 42) — và dùng lại đồng nhất trên</w:t>
+      </w:r>
+      <w:r>
+        <w:t xml:space="preserve"> </w:t>
+      </w:r>
+      <w:r>
+        <w:rPr>
+          <w:rStyle w:val="VerbatimChar"/>
+        </w:rPr>
+        <w:t xml:space="preserve">master_raw</w:t>
+      </w:r>
+      <w:r>
+        <w:t xml:space="preserve"> </w:t>
+      </w:r>
+      <w:r>
+        <w:t xml:space="preserve">và cả sáu mốc, để sáu điểm hiệu năng so sánh được (STT 7, 8, 15).</w:t>
+      </w:r>
+    </w:p>
+    <w:tbl>
+      <w:tblPr>
+        <w:tblStyle w:val="Table"/>
+        <w:tblW w:type="pct" w:w="5000"/>
+        <w:tblLayout w:type="fixed"/>
+        <w:tblLook w:firstRow="1" w:lastRow="0" w:firstColumn="0" w:lastColumn="0" w:noHBand="0" w:noVBand="0" w:val="0020"/>
+      </w:tblPr>
+      <w:tblGrid>
+        <w:gridCol w:w="2640"/>
+        <w:gridCol w:w="2640"/>
+        <w:gridCol w:w="2640"/>
+      </w:tblGrid>
+      <w:tr>
+        <w:trPr>
+          <w:tblHeader w:val="on"/>
+        </w:trPr>
+        <w:tc>
+          <w:tcPr/>
+          <w:p>
+            <w:pPr>
+              <w:pStyle w:val="Compact"/>
+            </w:pPr>
+            <w:r>
+              <w:t xml:space="preserve">Sản phẩm</w:t>
+            </w:r>
+          </w:p>
+        </w:tc>
+        <w:tc>
+          <w:tcPr/>
+          <w:p>
+            <w:pPr>
+              <w:pStyle w:val="Compact"/>
+            </w:pPr>
+            <w:r>
+              <w:t xml:space="preserve">Vị trí</w:t>
+            </w:r>
+          </w:p>
+        </w:tc>
+        <w:tc>
+          <w:tcPr/>
+          <w:p>
+            <w:pPr>
+              <w:pStyle w:val="Compact"/>
+            </w:pPr>
+            <w:r>
+              <w:t xml:space="preserve">Có commit?</w:t>
+            </w:r>
+          </w:p>
+        </w:tc>
+      </w:tr>
+      <w:tr>
+        <w:tc>
+          <w:tcPr/>
+          <w:p>
+            <w:pPr>
+              <w:pStyle w:val="Compact"/>
+            </w:pPr>
+            <w:r>
+              <w:t xml:space="preserve">Định nghĩa phân chia (danh sách</w:t>
+            </w:r>
+            <w:r>
+              <w:t xml:space="preserve"> </w:t>
+            </w:r>
+            <w:r>
+              <w:rPr>
+                <w:rStyle w:val="VerbatimChar"/>
+              </w:rPr>
+              <w:t xml:space="preserve">id_student</w:t>
+            </w:r>
+            <w:r>
+              <w:t xml:space="preserve"> </w:t>
+            </w:r>
+            <w:r>
+              <w:t xml:space="preserve">tập test, 5.756 SV)</w:t>
+            </w:r>
+          </w:p>
+        </w:tc>
+        <w:tc>
+          <w:tcPr/>
+          <w:p>
+            <w:pPr>
+              <w:pStyle w:val="Compact"/>
+            </w:pPr>
+            <w:r>
+              <w:rPr>
+                <w:rStyle w:val="VerbatimChar"/>
+              </w:rPr>
+              <w:t xml:space="preserve">data/splits/test_student_ids.csv</w:t>
+            </w:r>
+          </w:p>
+        </w:tc>
+        <w:tc>
+          <w:tcPr/>
+          <w:p>
+            <w:pPr>
+              <w:pStyle w:val="Compact"/>
+            </w:pPr>
+            <w:r>
+              <w:t xml:space="preserve">✅ có commit</w:t>
+            </w:r>
+          </w:p>
+        </w:tc>
+      </w:tr>
+      <w:tr>
+        <w:tc>
+          <w:tcPr/>
+          <w:p>
+            <w:pPr>
+              <w:pStyle w:val="Compact"/>
+            </w:pPr>
+            <w:r>
+              <w:t xml:space="preserve">Báo cáo kiểm chứng phân chia (kích thước, tỉ lệ lớp, 0 trùng)</w:t>
+            </w:r>
+          </w:p>
+        </w:tc>
+        <w:tc>
+          <w:tcPr/>
+          <w:p>
+            <w:pPr>
+              <w:pStyle w:val="Compact"/>
+            </w:pPr>
+            <w:r>
+              <w:rPr>
+                <w:rStyle w:val="VerbatimChar"/>
+              </w:rPr>
+              <w:t xml:space="preserve">reports/tables/split_report.csv</w:t>
+            </w:r>
+          </w:p>
+        </w:tc>
+        <w:tc>
+          <w:tcPr/>
+          <w:p>
+            <w:pPr>
+              <w:pStyle w:val="Compact"/>
+            </w:pPr>
+            <w:r>
+              <w:t xml:space="preserve">✅ có commit</w:t>
+            </w:r>
+          </w:p>
+        </w:tc>
+      </w:tr>
+      <w:tr>
+        <w:tc>
+          <w:tcPr/>
+          <w:p>
+            <w:pPr>
+              <w:pStyle w:val="Compact"/>
+            </w:pPr>
+            <w:r>
+              <w:t xml:space="preserve">Dữ liệu train/test đã tạo (master + từng mốc)</w:t>
+            </w:r>
+          </w:p>
+        </w:tc>
+        <w:tc>
+          <w:tcPr/>
+          <w:p>
+            <w:pPr>
+              <w:pStyle w:val="Compact"/>
+            </w:pPr>
+            <w:r>
+              <w:rPr>
+                <w:rStyle w:val="VerbatimChar"/>
+              </w:rPr>
+              <w:t xml:space="preserve">data/splits/*_train.parquet</w:t>
+            </w:r>
+            <w:r>
+              <w:t xml:space="preserve">,</w:t>
+            </w:r>
+            <w:r>
+              <w:t xml:space="preserve"> </w:t>
+            </w:r>
+            <w:r>
+              <w:rPr>
+                <w:rStyle w:val="VerbatimChar"/>
+              </w:rPr>
+              <w:t xml:space="preserve">*_test.parquet</w:t>
+            </w:r>
+          </w:p>
+        </w:tc>
+        <w:tc>
+          <w:tcPr/>
+          <w:p>
+            <w:pPr>
+              <w:pStyle w:val="Compact"/>
+            </w:pPr>
+            <w:r>
+              <w:t xml:space="preserve">git bỏ qua (tái tạo được)</w:t>
+            </w:r>
+          </w:p>
+        </w:tc>
+      </w:tr>
+    </w:tbl>
+    <w:p>
+      <w:pPr>
+        <w:pStyle w:val="BodyText"/>
+      </w:pPr>
+      <w:r>
+        <w:t xml:space="preserve">Sinh bằng</w:t>
+      </w:r>
+      <w:r>
+        <w:t xml:space="preserve"> </w:t>
+      </w:r>
+      <w:r>
+        <w:rPr>
+          <w:rStyle w:val="VerbatimChar"/>
+        </w:rPr>
+        <w:t xml:space="preserve">python -m src.evaluation.make_split --materialise</w:t>
+      </w:r>
+      <w:r>
+        <w:t xml:space="preserve">. Ở giai đoạn mô hình, nạp trực tiếp phân chia của một mốc:</w:t>
       </w:r>
     </w:p>
     <w:p>
@@ -967,6 +1261,60 @@
         <w:rPr>
           <w:rStyle w:val="VerbatimChar"/>
         </w:rPr>
+        <w:t xml:space="preserve">from src.evaluation.make_split import load_checkpoint_split</w:t>
+      </w:r>
+      <w:r>
+        <w:br/>
+      </w:r>
+      <w:r>
+        <w:rPr>
+          <w:rStyle w:val="VerbatimChar"/>
+        </w:rPr>
+        <w:t xml:space="preserve">X_train, X_test = load_checkpoint_split(40)   # train/test cho mốc 40%</w:t>
+      </w:r>
+    </w:p>
+    <w:p>
+      <w:pPr>
+        <w:pStyle w:val="FirstParagraph"/>
+      </w:pPr>
+      <w:r>
+        <w:t xml:space="preserve">Đã kiểm chứng: train ≈ 26.104 dòng · test ≈ 6.489 dòng (5.756 SV) · at-risk 0,530 / 0,520 ·</w:t>
+      </w:r>
+      <w:r>
+        <w:t xml:space="preserve"> </w:t>
+      </w:r>
+      <w:r>
+        <w:rPr>
+          <w:b/>
+          <w:bCs/>
+        </w:rPr>
+        <w:t xml:space="preserve">0 sinh viên trùng</w:t>
+      </w:r>
+      <w:r>
+        <w:t xml:space="preserve"> </w:t>
+      </w:r>
+      <w:r>
+        <w:t xml:space="preserve">— đồng nhất qua cả sáu mốc.</w:t>
+      </w:r>
+    </w:p>
+    <w:bookmarkEnd w:id="12"/>
+    <w:bookmarkStart w:id="13" w:name="tái-tạo-toàn-bộ"/>
+    <w:p>
+      <w:pPr>
+        <w:pStyle w:val="Heading2"/>
+      </w:pPr>
+      <w:r>
+        <w:t xml:space="preserve">Tái tạo toàn bộ</w:t>
+      </w:r>
+    </w:p>
+    <w:p>
+      <w:pPr>
+        <w:pStyle w:val="SourceCode"/>
+      </w:pPr>
+      <w:r>
+        <w:rPr>
+          <w:rStyle w:val="VerbatimChar"/>
+        </w:rPr>
         <w:t xml:space="preserve">python setup_raw_data.py                 # kiểm tra 7 CSV gốc + manifest</w:t>
       </w:r>
       <w:r>
@@ -995,6 +1343,15 @@
           <w:rStyle w:val="VerbatimChar"/>
         </w:rPr>
         <w:t xml:space="preserve">python -m src.data.make_checkpoints      # sáu bộ dữ liệu theo mốc</w:t>
+      </w:r>
+      <w:r>
+        <w:br/>
+      </w:r>
+      <w:r>
+        <w:rPr>
+          <w:rStyle w:val="VerbatimChar"/>
+        </w:rPr>
+        <w:t xml:space="preserve">python -m src.evaluation.make_split --materialise  # phân chia train/test cố định (+ báo cáo)</w:t>
       </w:r>
       <w:r>
         <w:br/>
@@ -1050,8 +1407,8 @@
         <w:t xml:space="preserve">bị git bỏ qua và được pipeline tái tạo.</w:t>
       </w:r>
     </w:p>
-    <w:bookmarkEnd w:id="12"/>
     <w:bookmarkEnd w:id="13"/>
+    <w:bookmarkEnd w:id="14"/>
     <w:sectPr>
       <w:footnotePr>
         <w:numRestart w:val="eachSect"/>

--- a/docs/README_VI.docx
+++ b/docs/README_VI.docx
@@ -651,7 +651,7 @@
         <w:pStyle w:val="BodyText"/>
       </w:pPr>
       <w:r>
-        <w:t xml:space="preserve">Bản thảo tổng hợp toàn bộ là</w:t>
+        <w:t xml:space="preserve">Sản phẩm tổng hợp hiện hành là chuỗi notebook</w:t>
       </w:r>
       <w:r>
         <w:t xml:space="preserve"> </w:t>
@@ -660,13 +660,25 @@
         <w:rPr>
           <w:rStyle w:val="VerbatimChar"/>
         </w:rPr>
-        <w:t xml:space="preserve">reports/Report2_DataTasks_{EN,VI}</w:t>
-      </w:r>
-      <w:r>
-        <w:t xml:space="preserve"> </w:t>
-      </w:r>
-      <w:r>
-        <w:t xml:space="preserve">(kèm biểu đồ EDA nhúng sẵn); bản thực thi tương ứng là</w:t>
+        <w:t xml:space="preserve">notebooks/00…06</w:t>
+      </w:r>
+      <w:r>
+        <w:t xml:space="preserve"> </w:t>
+      </w:r>
+      <w:r>
+        <w:t xml:space="preserve">cùng bộ docs này (kèm slide trong</w:t>
+      </w:r>
+      <w:r>
+        <w:t xml:space="preserve"> </w:t>
+      </w:r>
+      <w:r>
+        <w:rPr>
+          <w:rStyle w:val="VerbatimChar"/>
+        </w:rPr>
+        <w:t xml:space="preserve">reports/slides/</w:t>
+      </w:r>
+      <w:r>
+        <w:t xml:space="preserve">); với chương này, bản thực thi tương ứng là</w:t>
       </w:r>
       <w:r>
         <w:t xml:space="preserve"> </w:t>
@@ -910,7 +922,7 @@
               <w:t xml:space="preserve"> </w:t>
             </w:r>
             <w:r>
-              <w:t xml:space="preserve">(16 kiểm thử)</w:t>
+              <w:t xml:space="preserve">(bộ kiểm thử rò rỉ/phân chia tự động)</w:t>
             </w:r>
           </w:p>
         </w:tc>
@@ -1250,7 +1262,37 @@
         <w:t xml:space="preserve">python -m src.evaluation.make_split --materialise</w:t>
       </w:r>
       <w:r>
-        <w:t xml:space="preserve">. Ở giai đoạn mô hình, nạp trực tiếp phân chia của một mốc:</w:t>
+        <w:t xml:space="preserve">. Lệnh này có guard: luôn tái dùng</w:t>
+      </w:r>
+      <w:r>
+        <w:t xml:space="preserve"> </w:t>
+      </w:r>
+      <w:r>
+        <w:rPr>
+          <w:rStyle w:val="VerbatimChar"/>
+        </w:rPr>
+        <w:t xml:space="preserve">test_student_ids.csv</w:t>
+      </w:r>
+      <w:r>
+        <w:t xml:space="preserve"> </w:t>
+      </w:r>
+      <w:r>
+        <w:t xml:space="preserve">đã commit, không bao giờ tự ý tính lại phép chia (cờ</w:t>
+      </w:r>
+      <w:r>
+        <w:t xml:space="preserve"> </w:t>
+      </w:r>
+      <w:r>
+        <w:rPr>
+          <w:rStyle w:val="VerbatimChar"/>
+        </w:rPr>
+        <w:t xml:space="preserve">--rederive</w:t>
+      </w:r>
+      <w:r>
+        <w:t xml:space="preserve"> </w:t>
+      </w:r>
+      <w:r>
+        <w:t xml:space="preserve">chỉ dành cho quyết định của cả nhóm, vì tách lại sẽ đổi 4.574/5.756 id). Ở giai đoạn mô hình, nạp trực tiếp phân chia của một mốc:</w:t>
       </w:r>
     </w:p>
     <w:p>
@@ -1369,7 +1411,7 @@
         <w:rPr>
           <w:rStyle w:val="VerbatimChar"/>
         </w:rPr>
-        <w:t xml:space="preserve">pytest tests/test_leakage.py             # 16 kiểm thử rò rỉ/phân chia</w:t>
+        <w:t xml:space="preserve">pytest tests/test_leakage.py             # kiểm thử rò rỉ/phân chia tự động</w:t>
       </w:r>
     </w:p>
     <w:p>

--- a/docs/README_VI.docx
+++ b/docs/README_VI.docx
@@ -1301,18 +1301,66 @@
       </w:pPr>
       <w:r>
         <w:rPr>
-          <w:rStyle w:val="VerbatimChar"/>
-        </w:rPr>
-        <w:t xml:space="preserve">from src.evaluation.make_split import load_checkpoint_split</w:t>
+          <w:rStyle w:val="ImportTok"/>
+        </w:rPr>
+        <w:t xml:space="preserve">from</w:t>
+      </w:r>
+      <w:r>
+        <w:rPr>
+          <w:rStyle w:val="NormalTok"/>
+        </w:rPr>
+        <w:t xml:space="preserve"> src.evaluation.make_split </w:t>
+      </w:r>
+      <w:r>
+        <w:rPr>
+          <w:rStyle w:val="ImportTok"/>
+        </w:rPr>
+        <w:t xml:space="preserve">import</w:t>
+      </w:r>
+      <w:r>
+        <w:rPr>
+          <w:rStyle w:val="NormalTok"/>
+        </w:rPr>
+        <w:t xml:space="preserve"> load_checkpoint_split</w:t>
       </w:r>
       <w:r>
         <w:br/>
       </w:r>
       <w:r>
         <w:rPr>
-          <w:rStyle w:val="VerbatimChar"/>
-        </w:rPr>
-        <w:t xml:space="preserve">X_train, X_test = load_checkpoint_split(40)   # train/test cho mốc 40%</w:t>
+          <w:rStyle w:val="NormalTok"/>
+        </w:rPr>
+        <w:t xml:space="preserve">X_train, X_test </w:t>
+      </w:r>
+      <w:r>
+        <w:rPr>
+          <w:rStyle w:val="OperatorTok"/>
+        </w:rPr>
+        <w:t xml:space="preserve">=</w:t>
+      </w:r>
+      <w:r>
+        <w:rPr>
+          <w:rStyle w:val="NormalTok"/>
+        </w:rPr>
+        <w:t xml:space="preserve"> load_checkpoint_split(</w:t>
+      </w:r>
+      <w:r>
+        <w:rPr>
+          <w:rStyle w:val="DecValTok"/>
+        </w:rPr>
+        <w:t xml:space="preserve">40</w:t>
+      </w:r>
+      <w:r>
+        <w:rPr>
+          <w:rStyle w:val="NormalTok"/>
+        </w:rPr>
+        <w:t xml:space="preserve">)   </w:t>
+      </w:r>
+      <w:r>
+        <w:rPr>
+          <w:rStyle w:val="CommentTok"/>
+        </w:rPr>
+        <w:t xml:space="preserve"># train/test cho mốc 40%</w:t>
       </w:r>
     </w:p>
     <w:p>
@@ -1355,63 +1403,219 @@
       </w:pPr>
       <w:r>
         <w:rPr>
-          <w:rStyle w:val="VerbatimChar"/>
-        </w:rPr>
-        <w:t xml:space="preserve">python setup_raw_data.py                 # kiểm tra 7 CSV gốc + manifest</w:t>
+          <w:rStyle w:val="ExtensionTok"/>
+        </w:rPr>
+        <w:t xml:space="preserve">python</w:t>
+      </w:r>
+      <w:r>
+        <w:rPr>
+          <w:rStyle w:val="NormalTok"/>
+        </w:rPr>
+        <w:t xml:space="preserve"> setup_raw_data.py                 </w:t>
+      </w:r>
+      <w:r>
+        <w:rPr>
+          <w:rStyle w:val="CommentTok"/>
+        </w:rPr>
+        <w:t xml:space="preserve"># kiểm tra 7 CSV gốc + manifest</w:t>
       </w:r>
       <w:r>
         <w:br/>
       </w:r>
       <w:r>
         <w:rPr>
-          <w:rStyle w:val="VerbatimChar"/>
-        </w:rPr>
-        <w:t xml:space="preserve">python -m src.data.time_utils            # data/checkpoint_map.csv</w:t>
+          <w:rStyle w:val="ExtensionTok"/>
+        </w:rPr>
+        <w:t xml:space="preserve">python</w:t>
+      </w:r>
+      <w:r>
+        <w:rPr>
+          <w:rStyle w:val="NormalTok"/>
+        </w:rPr>
+        <w:t xml:space="preserve"> </w:t>
+      </w:r>
+      <w:r>
+        <w:rPr>
+          <w:rStyle w:val="AttributeTok"/>
+        </w:rPr>
+        <w:t xml:space="preserve">-m</w:t>
+      </w:r>
+      <w:r>
+        <w:rPr>
+          <w:rStyle w:val="NormalTok"/>
+        </w:rPr>
+        <w:t xml:space="preserve"> src.data.time_utils            </w:t>
+      </w:r>
+      <w:r>
+        <w:rPr>
+          <w:rStyle w:val="CommentTok"/>
+        </w:rPr>
+        <w:t xml:space="preserve"># data/checkpoint_map.csv</w:t>
       </w:r>
       <w:r>
         <w:br/>
       </w:r>
       <w:r>
         <w:rPr>
-          <w:rStyle w:val="VerbatimChar"/>
-        </w:rPr>
-        <w:t xml:space="preserve">python -m src.data.build_master_table    # master_raw.parquet (+ nhật ký join/làm sạch)</w:t>
+          <w:rStyle w:val="ExtensionTok"/>
+        </w:rPr>
+        <w:t xml:space="preserve">python</w:t>
+      </w:r>
+      <w:r>
+        <w:rPr>
+          <w:rStyle w:val="NormalTok"/>
+        </w:rPr>
+        <w:t xml:space="preserve"> </w:t>
+      </w:r>
+      <w:r>
+        <w:rPr>
+          <w:rStyle w:val="AttributeTok"/>
+        </w:rPr>
+        <w:t xml:space="preserve">-m</w:t>
+      </w:r>
+      <w:r>
+        <w:rPr>
+          <w:rStyle w:val="NormalTok"/>
+        </w:rPr>
+        <w:t xml:space="preserve"> src.data.build_master_table    </w:t>
+      </w:r>
+      <w:r>
+        <w:rPr>
+          <w:rStyle w:val="CommentTok"/>
+        </w:rPr>
+        <w:t xml:space="preserve"># master_raw.parquet (+ nhật ký join/làm sạch)</w:t>
       </w:r>
       <w:r>
         <w:br/>
       </w:r>
       <w:r>
         <w:rPr>
-          <w:rStyle w:val="VerbatimChar"/>
-        </w:rPr>
-        <w:t xml:space="preserve">python -m src.data.make_checkpoints      # sáu bộ dữ liệu theo mốc</w:t>
+          <w:rStyle w:val="ExtensionTok"/>
+        </w:rPr>
+        <w:t xml:space="preserve">python</w:t>
+      </w:r>
+      <w:r>
+        <w:rPr>
+          <w:rStyle w:val="NormalTok"/>
+        </w:rPr>
+        <w:t xml:space="preserve"> </w:t>
+      </w:r>
+      <w:r>
+        <w:rPr>
+          <w:rStyle w:val="AttributeTok"/>
+        </w:rPr>
+        <w:t xml:space="preserve">-m</w:t>
+      </w:r>
+      <w:r>
+        <w:rPr>
+          <w:rStyle w:val="NormalTok"/>
+        </w:rPr>
+        <w:t xml:space="preserve"> src.data.make_checkpoints      </w:t>
+      </w:r>
+      <w:r>
+        <w:rPr>
+          <w:rStyle w:val="CommentTok"/>
+        </w:rPr>
+        <w:t xml:space="preserve"># sáu bộ dữ liệu theo mốc</w:t>
       </w:r>
       <w:r>
         <w:br/>
       </w:r>
       <w:r>
         <w:rPr>
-          <w:rStyle w:val="VerbatimChar"/>
-        </w:rPr>
-        <w:t xml:space="preserve">python -m src.evaluation.make_split --materialise  # phân chia train/test cố định (+ báo cáo)</w:t>
+          <w:rStyle w:val="ExtensionTok"/>
+        </w:rPr>
+        <w:t xml:space="preserve">python</w:t>
+      </w:r>
+      <w:r>
+        <w:rPr>
+          <w:rStyle w:val="NormalTok"/>
+        </w:rPr>
+        <w:t xml:space="preserve"> </w:t>
+      </w:r>
+      <w:r>
+        <w:rPr>
+          <w:rStyle w:val="AttributeTok"/>
+        </w:rPr>
+        <w:t xml:space="preserve">-m</w:t>
+      </w:r>
+      <w:r>
+        <w:rPr>
+          <w:rStyle w:val="NormalTok"/>
+        </w:rPr>
+        <w:t xml:space="preserve"> src.evaluation.make_split </w:t>
+      </w:r>
+      <w:r>
+        <w:rPr>
+          <w:rStyle w:val="AttributeTok"/>
+        </w:rPr>
+        <w:t xml:space="preserve">--materialise</w:t>
+      </w:r>
+      <w:r>
+        <w:rPr>
+          <w:rStyle w:val="NormalTok"/>
+        </w:rPr>
+        <w:t xml:space="preserve">  </w:t>
+      </w:r>
+      <w:r>
+        <w:rPr>
+          <w:rStyle w:val="CommentTok"/>
+        </w:rPr>
+        <w:t xml:space="preserve"># phân chia train/test cố định (+ báo cáo)</w:t>
       </w:r>
       <w:r>
         <w:br/>
       </w:r>
       <w:r>
         <w:rPr>
-          <w:rStyle w:val="VerbatimChar"/>
-        </w:rPr>
-        <w:t xml:space="preserve">python -m src.eda.eda                    # biểu đồ + bảng + eda_findings.json</w:t>
+          <w:rStyle w:val="ExtensionTok"/>
+        </w:rPr>
+        <w:t xml:space="preserve">python</w:t>
+      </w:r>
+      <w:r>
+        <w:rPr>
+          <w:rStyle w:val="NormalTok"/>
+        </w:rPr>
+        <w:t xml:space="preserve"> </w:t>
+      </w:r>
+      <w:r>
+        <w:rPr>
+          <w:rStyle w:val="AttributeTok"/>
+        </w:rPr>
+        <w:t xml:space="preserve">-m</w:t>
+      </w:r>
+      <w:r>
+        <w:rPr>
+          <w:rStyle w:val="NormalTok"/>
+        </w:rPr>
+        <w:t xml:space="preserve"> src.eda.eda                    </w:t>
+      </w:r>
+      <w:r>
+        <w:rPr>
+          <w:rStyle w:val="CommentTok"/>
+        </w:rPr>
+        <w:t xml:space="preserve"># biểu đồ + bảng + eda_findings.json</w:t>
       </w:r>
       <w:r>
         <w:br/>
       </w:r>
       <w:r>
         <w:rPr>
-          <w:rStyle w:val="VerbatimChar"/>
-        </w:rPr>
-        <w:t xml:space="preserve">pytest tests/test_leakage.py             # kiểm thử rò rỉ/phân chia tự động</w:t>
+          <w:rStyle w:val="ExtensionTok"/>
+        </w:rPr>
+        <w:t xml:space="preserve">pytest</w:t>
+      </w:r>
+      <w:r>
+        <w:rPr>
+          <w:rStyle w:val="NormalTok"/>
+        </w:rPr>
+        <w:t xml:space="preserve"> tests/test_leakage.py             </w:t>
+      </w:r>
+      <w:r>
+        <w:rPr>
+          <w:rStyle w:val="CommentTok"/>
+        </w:rPr>
+        <w:t xml:space="preserve"># kiểm thử rò rỉ/phân chia tự động</w:t>
       </w:r>
     </w:p>
     <w:p>
